--- a/scenarios/S08_wadiz_product_launch/deliverables/AI저널레코더_와디즈_기획서.docx
+++ b/scenarios/S08_wadiz_product_launch/deliverables/AI저널레코더_와디즈_기획서.docx
@@ -63,6 +63,11 @@
       </w:pPr>
       <w:r>
         <w:t>2. 리워드 구성</w:t>
+      </w:r>
+    </w:p>
+    <w:p>
+      <w:r>
+        <w:t>리워드 구성안은 기본 제품, 옵션 및 번들 구성, 판매가, 구성품, 배송 조건을 등급별로 정의한다. 현재 문서의 슈퍼얼리버드 100개, 얼리버드 300개, 정가 리워드 및 2개 패키지 구성을 기준으로 하되, 최종 가격·목표 마진·제조원가·배송비 검토 후 확정한다. 리워드별 판매 조건과 배송 가능 범위도 함께 고지한다.</w:t>
       </w:r>
     </w:p>
     <w:p>
@@ -155,6 +160,11 @@
       </w:pPr>
       <w:r>
         <w:t>3. 스토리 페이지 구성</w:t>
+      </w:r>
+    </w:p>
+    <w:p>
+      <w:r>
+        <w:t>스토리 페이지 콘텐츠 구조는 문제 제기, 제품 소개, 핵심 기능 및 사용 시나리오, 차별점, 리워드 안내, 제작·배송 일정, 유의사항 순으로 정리한다. AI 기능 범위, 녹음·저장·처리 방식, 앱·클라우드 연동 여부와 실제 사용 조건은 확정된 사양 및 개인정보 보호 고지에 근거해 공개한다.</w:t>
       </w:r>
     </w:p>
     <w:p>
@@ -331,6 +341,163 @@
       </w:pPr>
       <w:r>
         <w:t>변경 이력</w:t>
+      </w:r>
+    </w:p>
+    <w:p>
+      <w:pPr>
+        <w:pStyle w:val="Heading2"/>
+      </w:pPr>
+      <w:r>
+        <w:t>[REQ-20250308-wadiz-journal-rewards-earlybird-story] 와디즈 런칭을 위한 리워드·얼리버드·스토리 페이지 기획 방향과 후속 검증 조건을 산출물에 반영한다.</w:t>
+      </w:r>
+    </w:p>
+    <w:p>
+      <w:r>
+        <w:rPr>
+          <w:sz w:val="18"/>
+        </w:rPr>
+        <w:t>일시 2026-07-31T16:23:35.759Z · 요청자 PO · 소스 bench:S08:B00000 · 결정 원가·마진·생산능력·배송·AI 기능·개인정보 처리 및 규제 검토를 후속 검증 조건으로 두고, 리워드·얼리버드·스토리 페이지 기획 방향과 관련 산출물 업데이트를 승인한다. · DA 5</w:t>
+      </w:r>
+    </w:p>
+    <w:p>
+      <w:pPr>
+        <w:pStyle w:val="ListBullet"/>
+      </w:pPr>
+      <w:r>
+        <w:t>AI driven journal recorder 와디즈 런칭을 위해 리워드 구성, 얼리버드 물량, 스토리 페이지 구조를 확정하는 작업을 승인했다.</w:t>
+      </w:r>
+    </w:p>
+    <w:p>
+      <w:pPr>
+        <w:pStyle w:val="ListBullet"/>
+      </w:pPr>
+      <w:r>
+        <w:t>리워드 구성안에 기본 제품, 옵션 및 번들 구성, 가격, 구성품, 배송 조건을 정의하는 방향을 반영했다.</w:t>
+      </w:r>
+    </w:p>
+    <w:p>
+      <w:pPr>
+        <w:pStyle w:val="ListBullet"/>
+      </w:pPr>
+      <w:r>
+        <w:t>얼리버드 운영안에 단계별 수량, 판매 조건, 일반 리워드 전환 기준 및 재고 관리 방식을 정의하는 방향을 반영했다.</w:t>
+      </w:r>
+    </w:p>
+    <w:p>
+      <w:pPr>
+        <w:pStyle w:val="ListBullet"/>
+      </w:pPr>
+      <w:r>
+        <w:t>스토리 페이지에 문제 제기, 제품 소개, 핵심 기능 및 사용 시나리오, 차별점, 리워드 안내, 제작·배송 일정, 유의사항 순의 콘텐츠 구조를 반영하는 방향을 승인했다.</w:t>
+      </w:r>
+    </w:p>
+    <w:p>
+      <w:pPr>
+        <w:pStyle w:val="ListBullet"/>
+      </w:pPr>
+      <w:r>
+        <w:t>원가·마진·생산능력·배송·AI 기능·개인정보 처리 및 규제 검토를 후속 검증 조건으로 설정했다.</w:t>
+      </w:r>
+    </w:p>
+    <w:p>
+      <w:pPr>
+        <w:pStyle w:val="IntenseQuote"/>
+      </w:pPr>
+      <w:r>
+        <w:t>리스크:</w:t>
+      </w:r>
+    </w:p>
+    <w:p>
+      <w:pPr>
+        <w:pStyle w:val="ListBullet"/>
+      </w:pPr>
+      <w:r>
+        <w:t>리워드 가격과 구성 확정이 제조원가·마진·배송비 검토보다 앞서면 수익성이 저하될 수 있다.</w:t>
+      </w:r>
+    </w:p>
+    <w:p>
+      <w:pPr>
+        <w:pStyle w:val="ListBullet"/>
+      </w:pPr>
+      <w:r>
+        <w:t>얼리버드 물량을 과도하게 설정하면 초기 재고 및 생산 일정 부담이 발생하고, 부족하게 설정하면 캠페인 전환 기회를 놓칠 수 있다.</w:t>
+      </w:r>
+    </w:p>
+    <w:p>
+      <w:pPr>
+        <w:pStyle w:val="ListBullet"/>
+      </w:pPr>
+      <w:r>
+        <w:t>AI 기능의 성능, 개인정보 보호, 녹음·저장 방식에 대한 설명이 불충분하면 고객 신뢰 및 심사 과정에 영향을 줄 수 있다.</w:t>
+      </w:r>
+    </w:p>
+    <w:p>
+      <w:pPr>
+        <w:pStyle w:val="ListBullet"/>
+      </w:pPr>
+      <w:r>
+        <w:t>스토리 페이지에서 제품 효용과 실제 사용 조건을 과장하면 고객 기대 불일치 및 환불·문의 증가로 이어질 수 있다.</w:t>
+      </w:r>
+    </w:p>
+    <w:p>
+      <w:pPr>
+        <w:pStyle w:val="IntenseQuote"/>
+      </w:pPr>
+      <w:r>
+        <w:t>미해결 질문:</w:t>
+      </w:r>
+    </w:p>
+    <w:p>
+      <w:pPr>
+        <w:pStyle w:val="ListBullet"/>
+      </w:pPr>
+      <w:r>
+        <w:t>최종 리워드 등급별 구성품, 판매가, 목표 마진은 무엇인가?</w:t>
+      </w:r>
+    </w:p>
+    <w:p>
+      <w:pPr>
+        <w:pStyle w:val="ListBullet"/>
+      </w:pPr>
+      <w:r>
+        <w:t>얼리버드 단계별 판매 수량과 적용 기간은 얼마로 할 것인가?</w:t>
+      </w:r>
+    </w:p>
+    <w:p>
+      <w:pPr>
+        <w:pStyle w:val="ListBullet"/>
+      </w:pPr>
+      <w:r>
+        <w:t>얼리버드 물량은 생산 가능 수량과 안전재고를 반영해 확정되었는가?</w:t>
+      </w:r>
+    </w:p>
+    <w:p>
+      <w:pPr>
+        <w:pStyle w:val="ListBullet"/>
+      </w:pPr>
+      <w:r>
+        <w:t>제품의 핵심 사양, AI 기능 범위, 앱·클라우드 연동 여부를 스토리 페이지에 어느 수준까지 공개할 것인가?</w:t>
+      </w:r>
+    </w:p>
+    <w:p>
+      <w:pPr>
+        <w:pStyle w:val="ListBullet"/>
+      </w:pPr>
+      <w:r>
+        <w:t>예상 제작 완료일, 배송 시작일, 배송비 및 해외 배송 가능 여부는 무엇인가?</w:t>
+      </w:r>
+    </w:p>
+    <w:p>
+      <w:pPr>
+        <w:pStyle w:val="ListBullet"/>
+      </w:pPr>
+      <w:r>
+        <w:t>녹음 데이터의 저장·처리 방식과 개인정보 보호 관련 고지 및 동의 절차는 확정되었는가?</w:t>
+      </w:r>
+    </w:p>
+    <w:p>
+      <w:r>
+        <w:t>위키 커밋: https://github.com/Abraxaspark91/n8n_termpjt/commit/c128698c6376c118643d312a5ee69f7ed40832ad</w:t>
       </w:r>
     </w:p>
     <w:sectPr>

--- a/scenarios/S08_wadiz_product_launch/deliverables/AI저널레코더_와디즈_기획서.docx
+++ b/scenarios/S08_wadiz_product_launch/deliverables/AI저널레코더_와디즈_기획서.docx
@@ -67,6 +67,11 @@
     </w:p>
     <w:p>
       <w:r>
+        <w:t>리워드 확정 시 기본 제품과 옵션·번들 조합, 등급별 구성품, 판매가, 배송비·배송 가능 범위 및 목표 마진을 함께 정의한다. 슈퍼얼리버드 100개, 얼리버드 300개, 정가 리워드 및 2개 패키지의 수량·가격은 제조원가, 플랫폼 수수료, 배송비와 마진 검증 후 담당자·증빙·승인 게이트를 확인해 최종 확정한다.</w:t>
+      </w:r>
+    </w:p>
+    <w:p>
+      <w:r>
         <w:t>리워드 구성안은 기본 제품, 옵션 및 번들 구성, 판매가, 구성품, 배송 조건을 등급별로 정의한다. 현재 문서의 슈퍼얼리버드 100개, 얼리버드 300개, 정가 리워드 및 2개 패키지 구성을 기준으로 하되, 최종 가격·목표 마진·제조원가·배송비 검토 후 확정한다. 리워드별 판매 조건과 배송 가능 범위도 함께 고지한다.</w:t>
       </w:r>
     </w:p>
@@ -122,6 +127,11 @@
     </w:p>
     <w:p>
       <w:r>
+        <w:t>얼리버드는 슈퍼얼리버드와 일반 얼리버드의 단계별 수량·적용 기간·판매 조건을 명시하고, 각 단계 소진 시 일반 리워드로 전환한다. 단계별 물량은 생산 가능 수량, 안전재고, 예상 불량률 및 생산 리드타임을 반영해 검증하며, 판매 현황·잔여 재고·예약 물량을 기준으로 재고를 관리한다. 최종 수량과 전환 기준은 운영 담당자 검토 및 승인 게이트 후 확정한다.</w:t>
+      </w:r>
+    </w:p>
+    <w:p>
+      <w:r>
         <w:t>슈퍼얼리버드는 오픈 후 24시간 내에만 구매 가능하도록 하여 초반 목표 달성률을 극대화한다.</w:t>
       </w:r>
     </w:p>
@@ -164,7 +174,7 @@
     </w:p>
     <w:p>
       <w:r>
-        <w:t>스토리 페이지 콘텐츠 구조는 문제 제기, 제품 소개, 핵심 기능 및 사용 시나리오, 차별점, 리워드 안내, 제작·배송 일정, 유의사항 순으로 정리한다. AI 기능 범위, 녹음·저장·처리 방식, 앱·클라우드 연동 여부와 실제 사용 조건은 확정된 사양 및 개인정보 보호 고지에 근거해 공개한다.</w:t>
+        <w:t>스토리 페이지는 문제 제기 → 제품 소개 → 핵심 기능 및 사용 시나리오 → 차별점 → 리워드 안내 → 제작·배송 일정 → 유의사항 순으로 구성한다. AI 기능 범위, 제품 핵심 사양, 앱·클라우드 연동 여부, 녹음 데이터의 저장·처리 방식과 실제 사용 조건은 기술·개인정보·규제 검증과 대외 공개 승인 완료 후 확정된 문구로 공개한다.</w:t>
       </w:r>
     </w:p>
     <w:p>
@@ -500,6 +510,179 @@
         <w:t>위키 커밋: https://github.com/Abraxaspark91/n8n_termpjt/commit/c128698c6376c118643d312a5ee69f7ed40832ad</w:t>
       </w:r>
     </w:p>
+    <w:p>
+      <w:pPr>
+        <w:pStyle w:val="Heading2"/>
+      </w:pPr>
+      <w:r>
+        <w:t>[REQ-20250308-wadiz-approval-deliverable-gates] 와디즈 리워드·얼리버드·스토리 페이지 승인 방향과 검증 게이트를 관련 산출물에 반영한다.</w:t>
+      </w:r>
+    </w:p>
+    <w:p>
+      <w:r>
+        <w:rPr>
+          <w:sz w:val="18"/>
+        </w:rPr>
+        <w:t>일시 2026-07-31T16:27:04.338Z · 요청자 PO · 소스 bench:S08:B10000 · 결정 리워드·얼리버드·스토리 페이지 및 관련 문서 산출물의 업데이트를 승인한다. 단, 가격·수량·일정·대외 공개 문구는 원가·마진·생산·배송·AI 기능·개인정보·규제 검증과 담당자·증빙·승인 게이트 확인 후 최종 확정한다. · DA 5</w:t>
+      </w:r>
+    </w:p>
+    <w:p>
+      <w:pPr>
+        <w:pStyle w:val="ListBullet"/>
+      </w:pPr>
+      <w:r>
+        <w:t>AI driven journal recorder의 와디즈 런칭 범위와 리워드·얼리버드·스토리 페이지 확정 방향을 반영했다.</w:t>
+      </w:r>
+    </w:p>
+    <w:p>
+      <w:pPr>
+        <w:pStyle w:val="ListBullet"/>
+      </w:pPr>
+      <w:r>
+        <w:t>리워드 구성안에 기본 제품, 옵션·번들, 구성품, 가격 및 배송 조건 정의 항목을 추가했다.</w:t>
+      </w:r>
+    </w:p>
+    <w:p>
+      <w:pPr>
+        <w:pStyle w:val="ListBullet"/>
+      </w:pPr>
+      <w:r>
+        <w:t>얼리버드 운영안에 단계별 수량, 판매 조건, 일반 리워드 전환 기준 및 재고 관리 방식을 반영했다.</w:t>
+      </w:r>
+    </w:p>
+    <w:p>
+      <w:pPr>
+        <w:pStyle w:val="ListBullet"/>
+      </w:pPr>
+      <w:r>
+        <w:t>스토리 페이지를 문제 제기→제품 소개→핵심 기능 및 사용 시나리오→차별점→리워드 안내→제작·배송 일정→유의사항 순으로 구성하도록 정리했다.</w:t>
+      </w:r>
+    </w:p>
+    <w:p>
+      <w:pPr>
+        <w:pStyle w:val="ListBullet"/>
+      </w:pPr>
+      <w:r>
+        <w:t>최종 판매가·수량·일정 및 대외 공개 문구는 원가·마진·생산능력·배송·AI 기능·개인정보 처리·규제 검증과 담당자·증빙·승인 게이트 확인 후 확정하도록 추적 조건을 명시했다.</w:t>
+      </w:r>
+    </w:p>
+    <w:p>
+      <w:pPr>
+        <w:pStyle w:val="IntenseQuote"/>
+      </w:pPr>
+      <w:r>
+        <w:t>리스크:</w:t>
+      </w:r>
+    </w:p>
+    <w:p>
+      <w:pPr>
+        <w:pStyle w:val="ListBullet"/>
+      </w:pPr>
+      <w:r>
+        <w:t>제조원가, 플랫폼 수수료, 배송비 및 목표 마진 검증 전에 가격을 확정하면 수익성이 저하될 수 있다.</w:t>
+      </w:r>
+    </w:p>
+    <w:p>
+      <w:pPr>
+        <w:pStyle w:val="ListBullet"/>
+      </w:pPr>
+      <w:r>
+        <w:t>생산 가능 수량, 안전재고, 불량률 및 리드타임을 반영하지 않은 얼리버드 물량은 품절 기회 손실 또는 생산·배송 지연을 초래할 수 있다.</w:t>
+      </w:r>
+    </w:p>
+    <w:p>
+      <w:pPr>
+        <w:pStyle w:val="ListBullet"/>
+      </w:pPr>
+      <w:r>
+        <w:t>AI 기능 범위와 앱·클라우드 연동 여부를 과장하거나 불명확하게 공개하면 고객 기대 불일치와 와디즈 심사 리스크가 발생할 수 있다.</w:t>
+      </w:r>
+    </w:p>
+    <w:p>
+      <w:pPr>
+        <w:pStyle w:val="ListBullet"/>
+      </w:pPr>
+      <w:r>
+        <w:t>녹음 데이터의 저장·처리 방식과 개인정보 보호 고지가 미흡하면 신뢰 저하 및 규제 이슈가 발생할 수 있다.</w:t>
+      </w:r>
+    </w:p>
+    <w:p>
+      <w:pPr>
+        <w:pStyle w:val="ListBullet"/>
+      </w:pPr>
+      <w:r>
+        <w:t>제작 완료일, 배송 시작일 및 배송비가 확정되지 않으면 캠페인 일정과 고객 커뮤니케이션에 차질이 생길 수 있다.</w:t>
+      </w:r>
+    </w:p>
+    <w:p>
+      <w:pPr>
+        <w:pStyle w:val="IntenseQuote"/>
+      </w:pPr>
+      <w:r>
+        <w:t>미해결 질문:</w:t>
+      </w:r>
+    </w:p>
+    <w:p>
+      <w:pPr>
+        <w:pStyle w:val="ListBullet"/>
+      </w:pPr>
+      <w:r>
+        <w:t>리워드 등급별 최종 구성품, 판매가 및 목표 마진은 무엇인가?</w:t>
+      </w:r>
+    </w:p>
+    <w:p>
+      <w:pPr>
+        <w:pStyle w:val="ListBullet"/>
+      </w:pPr>
+      <w:r>
+        <w:t>얼리버드 단계별 판매 수량과 적용 기간은 얼마인가?</w:t>
+      </w:r>
+    </w:p>
+    <w:p>
+      <w:pPr>
+        <w:pStyle w:val="ListBullet"/>
+      </w:pPr>
+      <w:r>
+        <w:t>얼리버드 물량이 생산 가능 수량, 안전재고, 불량률 및 생산 리드타임을 반영해 검증되었는가?</w:t>
+      </w:r>
+    </w:p>
+    <w:p>
+      <w:pPr>
+        <w:pStyle w:val="ListBullet"/>
+      </w:pPr>
+      <w:r>
+        <w:t>제품 핵심 사양, AI 기능 범위, 앱·클라우드 연동 여부를 스토리 페이지에 어느 수준까지 공개할 것인가?</w:t>
+      </w:r>
+    </w:p>
+    <w:p>
+      <w:pPr>
+        <w:pStyle w:val="ListBullet"/>
+      </w:pPr>
+      <w:r>
+        <w:t>예상 제작 완료일, 배송 시작일, 배송비 및 해외 배송 가능 여부는 무엇인가?</w:t>
+      </w:r>
+    </w:p>
+    <w:p>
+      <w:pPr>
+        <w:pStyle w:val="ListBullet"/>
+      </w:pPr>
+      <w:r>
+        <w:t>녹음 데이터의 저장·처리 방식과 개인정보 보호 고지 및 동의 절차는 확정되었는가?</w:t>
+      </w:r>
+    </w:p>
+    <w:p>
+      <w:pPr>
+        <w:pStyle w:val="ListBullet"/>
+      </w:pPr>
+      <w:r>
+        <w:t>와디즈 심사 및 관련 인증·규제 요건 검토가 완료되었는가?</w:t>
+      </w:r>
+    </w:p>
+    <w:p>
+      <w:r>
+        <w:t>위키 커밋: https://github.com/Abraxaspark91/n8n_termpjt/commit/5f4aad96fd8e6dfb56a5b9c7614a1c90660b21db</w:t>
+      </w:r>
+    </w:p>
     <w:sectPr>
       <w:pgSz w:w="12240" w:h="15840"/>
       <w:pgMar w:top="1440" w:right="1800" w:bottom="1440" w:left="1800" w:header="720" w:footer="720" w:gutter="0"/>

--- a/scenarios/S08_wadiz_product_launch/deliverables/AI저널레코더_와디즈_기획서.docx
+++ b/scenarios/S08_wadiz_product_launch/deliverables/AI저널레코더_와디즈_기획서.docx
@@ -67,7 +67,7 @@
     </w:p>
     <w:p>
       <w:r>
-        <w:t>리워드 확정 시 기본 제품과 옵션·번들 조합, 등급별 구성품, 판매가, 배송비·배송 가능 범위 및 목표 마진을 함께 정의한다. 슈퍼얼리버드 100개, 얼리버드 300개, 정가 리워드 및 2개 패키지의 수량·가격은 제조원가, 플랫폼 수수료, 배송비와 마진 검증 후 담당자·증빙·승인 게이트를 확인해 최종 확정한다.</w:t>
+        <w:t>리워드 구성, 얼리버드 물량 및 스토리 페이지 구조는 담당 의사결정권자의 확정이 필요한 요청사항으로 관리한다. 슈퍼얼리버드 100개, 얼리버드 300개 등 현재 기재된 수량과 가격은 참고안이며, 담당자·확정 기한·원가·마진·생산·배송·컴플라이언스 검토와 승인 게이트 확인 전까지 미확정 상태로 유지한다.</w:t>
       </w:r>
     </w:p>
     <w:p>
@@ -271,7 +271,7 @@
     </w:p>
     <w:p>
       <w:r>
-        <w:t>펀딩 기간은 30일로 설정하며 1주차 목표펀딩액을 전체 목표의 40%로 설정하여 초반 모멘텀을 확보한다.</w:t>
+        <w:t>오픈예정 알림신청 기간은 2주, 본 펀딩 기간은 4주로 반영한다. 시제품 검수 완료 목표는 본 펀딩 오픈 10일 전으로 설정하며, 검수 합격 기준과 실패 시 대응은 별도 확정한다.</w:t>
       </w:r>
     </w:p>
     <w:p>
@@ -683,6 +683,139 @@
         <w:t>위키 커밋: https://github.com/Abraxaspark91/n8n_termpjt/commit/5f4aad96fd8e6dfb56a5b9c7614a1c90660b21db</w:t>
       </w:r>
     </w:p>
+    <w:p>
+      <w:pPr>
+        <w:pStyle w:val="Heading2"/>
+      </w:pPr>
+      <w:r>
+        <w:t>[REQ-20250308-wadiz-launch-approval-gates] 와디즈 런칭 승인 요건과 미확정 의사결정 게이트, 일정 및 시제품 검수 목표를 산출물에 반영한다.</w:t>
+      </w:r>
+    </w:p>
+    <w:p>
+      <w:r>
+        <w:rPr>
+          <w:sz w:val="18"/>
+        </w:rPr>
+        <w:t>일시 2026-07-31T16:31:48.333Z · 요청자 PO · 소스 bench:S08:B01000 · 결정 승인(bench auto)을 런칭 요건 반영 승인 상태로 기록한다. 오픈예정 알림신청 2주, 본 펀딩 4주, 시제품 검수 완료 목표를 본 펀딩 오픈 10일 전으로 반영하며, 리워드 구성·얼리버드 물량·스토리 페이지 구조는 담당 의사결정권자와 확정 기한 확인 전까지 미확정 상태로 유지한다. DA는 조건부 승인으로 낮추고 의사결정권자·기한·의존성·컴플라이언스 게이트·검수 합격 기준 및 실패 대응을 확정할 것을 권고했다. · DA 5</w:t>
+      </w:r>
+    </w:p>
+    <w:p>
+      <w:pPr>
+        <w:pStyle w:val="ListBullet"/>
+      </w:pPr>
+      <w:r>
+        <w:t>승인(bench auto)을 와디즈 런칭 요건 반영 승인 상태로 기록했다.</w:t>
+      </w:r>
+    </w:p>
+    <w:p>
+      <w:pPr>
+        <w:pStyle w:val="ListBullet"/>
+      </w:pPr>
+      <w:r>
+        <w:t>리워드 구성·얼리버드 물량·스토리 페이지 구조는 담당 의사결정권자의 확정이 필요한 요청사항으로 유지하고, PO가 직접 확정한 것으로 기록하지 않았다.</w:t>
+      </w:r>
+    </w:p>
+    <w:p>
+      <w:pPr>
+        <w:pStyle w:val="ListBullet"/>
+      </w:pPr>
+      <w:r>
+        <w:t>오픈예정 알림신청 2주, 본 펀딩 4주, 시제품 검수 완료 목표를 본 펀딩 오픈 10일 전으로 반영했다.</w:t>
+      </w:r>
+    </w:p>
+    <w:p>
+      <w:pPr>
+        <w:pStyle w:val="ListBullet"/>
+      </w:pPr>
+      <w:r>
+        <w:t>DA를 5점 조건부 승인으로 기록하고 의사결정권자·확정 기한·의존성·컴플라이언스 게이트·검수 합격 기준 및 실패 대응 확정을 권고했다.</w:t>
+      </w:r>
+    </w:p>
+    <w:p>
+      <w:pPr>
+        <w:pStyle w:val="IntenseQuote"/>
+      </w:pPr>
+      <w:r>
+        <w:t>리스크:</w:t>
+      </w:r>
+    </w:p>
+    <w:p>
+      <w:pPr>
+        <w:pStyle w:val="ListBullet"/>
+      </w:pPr>
+      <w:r>
+        <w:t>리워드 구성과 얼리버드 물량이 확정되지 않으면 원가·마진, 생산 수량, 재고 및 배송 계획이 연쇄적으로 변경될 수 있다.</w:t>
+      </w:r>
+    </w:p>
+    <w:p>
+      <w:pPr>
+        <w:pStyle w:val="ListBullet"/>
+      </w:pPr>
+      <w:r>
+        <w:t>스토리 페이지 구조가 늦게 확정되면 오픈예정 알림신청 기간과 본 펀딩 준비 일정이 지연될 수 있다.</w:t>
+      </w:r>
+    </w:p>
+    <w:p>
+      <w:pPr>
+        <w:pStyle w:val="ListBullet"/>
+      </w:pPr>
+      <w:r>
+        <w:t>시제품 검수가 오픈 10일 전까지 완료되지 않으면 제품 신뢰성 검증 및 페이지 콘텐츠 반영이 부족한 상태로 런칭할 위험이 있다.</w:t>
+      </w:r>
+    </w:p>
+    <w:p>
+      <w:pPr>
+        <w:pStyle w:val="ListBullet"/>
+      </w:pPr>
+      <w:r>
+        <w:t>의사결정권자를 PO로 오기록하면 승인 책임과 후속 조치 담당자가 왜곡될 수 있다.</w:t>
+      </w:r>
+    </w:p>
+    <w:p>
+      <w:pPr>
+        <w:pStyle w:val="IntenseQuote"/>
+      </w:pPr>
+      <w:r>
+        <w:t>미해결 질문:</w:t>
+      </w:r>
+    </w:p>
+    <w:p>
+      <w:pPr>
+        <w:pStyle w:val="ListBullet"/>
+      </w:pPr>
+      <w:r>
+        <w:t>리워드 구성, 얼리버드 물량, 스토리 페이지 구조를 최종 확정할 담당자와 확정 기한은 누구인가?</w:t>
+      </w:r>
+    </w:p>
+    <w:p>
+      <w:pPr>
+        <w:pStyle w:val="ListBullet"/>
+      </w:pPr>
+      <w:r>
+        <w:t>리워드별 판매가·수량·원가·마진 기준은 무엇인가?</w:t>
+      </w:r>
+    </w:p>
+    <w:p>
+      <w:pPr>
+        <w:pStyle w:val="ListBullet"/>
+      </w:pPr>
+      <w:r>
+        <w:t>얼리버드 물량의 총 수량과 소진 후 운영 정책은 무엇인가?</w:t>
+      </w:r>
+    </w:p>
+    <w:p>
+      <w:pPr>
+        <w:pStyle w:val="ListBullet"/>
+      </w:pPr>
+      <w:r>
+        <w:t>스토리 페이지에 포함할 AI 기능, 개인정보 보호, 생산·배송 관련 검토 및 증빙 범위는 무엇인가?</w:t>
+      </w:r>
+    </w:p>
+    <w:p>
+      <w:r>
+        <w:t>위키 커밋: https://github.com/Abraxaspark91/n8n_termpjt/commit/5bc1f0b905b71799ed19bb7075ff63a48c8f8c4e</w:t>
+      </w:r>
+    </w:p>
     <w:sectPr>
       <w:pgSz w:w="12240" w:h="15840"/>
       <w:pgMar w:top="1440" w:right="1800" w:bottom="1440" w:left="1800" w:header="720" w:footer="720" w:gutter="0"/>

--- a/scenarios/S08_wadiz_product_launch/deliverables/AI저널레코더_와디즈_기획서.docx
+++ b/scenarios/S08_wadiz_product_launch/deliverables/AI저널레코더_와디즈_기획서.docx
@@ -63,6 +63,11 @@
       </w:pPr>
       <w:r>
         <w:t>2. 리워드 구성</w:t>
+      </w:r>
+    </w:p>
+    <w:p>
+      <w:r>
+        <w:t>검증 게이트: 리워드별 기본 제품·옵션·번들·구성품·판매가·배송 조건은 제조원가, 플랫폼 수수료, 배송비, 세금 및 목표 마진 검증 증빙과 함께 담당 의사결정권자 승인 후 확정한다. 얼리버드 단계별 수량·기간·판매 조건·일반 리워드 전환 기준은 생산 가능 수량, 안전재고, 불량률, 검수·반품 물량 및 생산 리드타임을 반영해 검증하며, 최종 수량과 가격은 확정 전까지 미확정으로 관리한다.</w:t>
       </w:r>
     </w:p>
     <w:p>
@@ -814,6 +819,155 @@
     <w:p>
       <w:r>
         <w:t>위키 커밋: https://github.com/Abraxaspark91/n8n_termpjt/commit/5bc1f0b905b71799ed19bb7075ff63a48c8f8c4e</w:t>
+      </w:r>
+    </w:p>
+    <w:p>
+      <w:pPr>
+        <w:pStyle w:val="Heading2"/>
+      </w:pPr>
+      <w:r>
+        <w:t>[REQ-20250308-wadiz-approval-execution] 와디즈 런칭 승인 범위와 리워드·얼리버드·스토리·일정 검증 게이트를 관련 산출물에 반영한다.</w:t>
+      </w:r>
+    </w:p>
+    <w:p>
+      <w:r>
+        <w:rPr>
+          <w:sz w:val="18"/>
+        </w:rPr>
+        <w:t>일시 2026-07-31T16:35:37.619Z · 요청자 PO · 소스 bench:S08:B00100 · 결정 와디즈 런칭 방향과 영향 산출물 갱신 범위는 승인 및 기록하되, 리워드 가격·수량·얼리버드 총량·스토리 문구·최종 일정은 원가·생산·개인정보·규제 검증과 담당자·증빙·승인 게이트 확인 후 확정한다. · DA 5</w:t>
+      </w:r>
+    </w:p>
+    <w:p>
+      <w:pPr>
+        <w:pStyle w:val="ListBullet"/>
+      </w:pPr>
+      <w:r>
+        <w:t>와디즈 런칭 준비 범위에 리워드 구성, 얼리버드 물량·재고 운영, 스토리 페이지 7단계 구조를 반영했다.</w:t>
+      </w:r>
+    </w:p>
+    <w:p>
+      <w:pPr>
+        <w:pStyle w:val="ListBullet"/>
+      </w:pPr>
+      <w:r>
+        <w:t>리워드 검증 항목에 원가·플랫폼 수수료·배송비·목표 마진을 추가하고, 얼리버드 검증 항목에 안전재고·불량률·생산 리드타임을 추가했다.</w:t>
+      </w:r>
+    </w:p>
+    <w:p>
+      <w:pPr>
+        <w:pStyle w:val="ListBullet"/>
+      </w:pPr>
+      <w:r>
+        <w:t>오픈예정 알림신청 2주, 본 펀딩 4주, 시제품 검수 완료 목표 본 펀딩 오픈 10일 전을 런칭 일정에 반영했다.</w:t>
+      </w:r>
+    </w:p>
+    <w:p>
+      <w:pPr>
+        <w:pStyle w:val="ListBullet"/>
+      </w:pPr>
+      <w:r>
+        <w:t>AI 기능, 앱·클라우드 연동, 녹음 데이터 저장·처리 및 개인정보 보호 공개 문구는 검증 전까지 미확정으로 관리한다.</w:t>
+      </w:r>
+    </w:p>
+    <w:p>
+      <w:pPr>
+        <w:pStyle w:val="ListBullet"/>
+      </w:pPr>
+      <w:r>
+        <w:t>리워드 가격·수량, 얼리버드 총량, 스토리 문구 및 최종 일정은 담당자·확정 기한·증빙·승인 게이트 확인 후 확정한다.</w:t>
+      </w:r>
+    </w:p>
+    <w:p>
+      <w:pPr>
+        <w:pStyle w:val="IntenseQuote"/>
+      </w:pPr>
+      <w:r>
+        <w:t>리스크:</w:t>
+      </w:r>
+    </w:p>
+    <w:p>
+      <w:pPr>
+        <w:pStyle w:val="ListBullet"/>
+      </w:pPr>
+      <w:r>
+        <w:t>원가·플랫폼 수수료·배송비·세금·목표 마진 검증 전 가격 확정 시 수익성이 저하될 수 있다.</w:t>
+      </w:r>
+    </w:p>
+    <w:p>
+      <w:pPr>
+        <w:pStyle w:val="ListBullet"/>
+      </w:pPr>
+      <w:r>
+        <w:t>생산 가능 수량·안전재고·불량률·리드타임 미반영 시 품절 기회 손실 또는 생산·배송 지연이 발생할 수 있다.</w:t>
+      </w:r>
+    </w:p>
+    <w:p>
+      <w:pPr>
+        <w:pStyle w:val="ListBullet"/>
+      </w:pPr>
+      <w:r>
+        <w:t>AI·앱·클라우드 및 녹음 데이터 처리 공개가 불명확하면 고객 기대 불일치·심사·규제 리스크가 발생할 수 있다.</w:t>
+      </w:r>
+    </w:p>
+    <w:p>
+      <w:pPr>
+        <w:pStyle w:val="ListBullet"/>
+      </w:pPr>
+      <w:r>
+        <w:t>시제품 검수가 본 펀딩 오픈 10일 전까지 완료되지 않으면 신뢰성 검증과 콘텐츠 반영이 부족할 수 있다.</w:t>
+      </w:r>
+    </w:p>
+    <w:p>
+      <w:pPr>
+        <w:pStyle w:val="IntenseQuote"/>
+      </w:pPr>
+      <w:r>
+        <w:t>미해결 질문:</w:t>
+      </w:r>
+    </w:p>
+    <w:p>
+      <w:pPr>
+        <w:pStyle w:val="ListBullet"/>
+      </w:pPr>
+      <w:r>
+        <w:t>리워드·얼리버드·스토리 페이지를 확정할 담당 의사결정권자와 확정 기한은 누구인가?</w:t>
+      </w:r>
+    </w:p>
+    <w:p>
+      <w:pPr>
+        <w:pStyle w:val="ListBullet"/>
+      </w:pPr>
+      <w:r>
+        <w:t>리워드별 구성품·판매가·수량·원가·플랫폼 수수료·배송비·목표 마진은 무엇인가?</w:t>
+      </w:r>
+    </w:p>
+    <w:p>
+      <w:pPr>
+        <w:pStyle w:val="ListBullet"/>
+      </w:pPr>
+      <w:r>
+        <w:t>얼리버드 단계별 수량·기간·판매 조건·일반 리워드 전환 기준은 무엇인가?</w:t>
+      </w:r>
+    </w:p>
+    <w:p>
+      <w:pPr>
+        <w:pStyle w:val="ListBullet"/>
+      </w:pPr>
+      <w:r>
+        <w:t>AI 기능·앱·클라우드 연동·녹음 데이터 처리·개인정보 고지 및 동의 절차는 확정되었는가?</w:t>
+      </w:r>
+    </w:p>
+    <w:p>
+      <w:pPr>
+        <w:pStyle w:val="ListBullet"/>
+      </w:pPr>
+      <w:r>
+        <w:t>제작 완료일·배송 시작일·배송 조건·배송비·시제품 검수 합격 기준과 실패 대응은 무엇인가?</w:t>
+      </w:r>
+    </w:p>
+    <w:p>
+      <w:r>
+        <w:t>위키 커밋: https://github.com/Abraxaspark91/n8n_termpjt/commit/caa1e01e5cd2ec3e0b18006bdc71b5d558c76113</w:t>
       </w:r>
     </w:p>
     <w:sectPr>

--- a/scenarios/S08_wadiz_product_launch/deliverables/AI저널레코더_와디즈_기획서.docx
+++ b/scenarios/S08_wadiz_product_launch/deliverables/AI저널레코더_와디즈_기획서.docx
@@ -276,6 +276,11 @@
     </w:p>
     <w:p>
       <w:r>
+        <w:t>확정 일정 및 물량은 승인 게이트 전까지 미확정으로 유지한다. 오픈예정 알림신청은 2주, 본 펀딩은 4주, 시제품 검수 완료 목표는 본 펀딩 오픈 10일 전으로 관리한다. 최종 일정은 제작 완료일·배송 시작일·배송 조건·배송비 및 검수 합격 기준과 실패 대응을 검증한 뒤 의사결정권자 승인으로 확정한다. 얼리버드 총량과 생산 물량은 생산 가능 수량, 안전재고, 불량률, 검수·반품 물량 및 생산 리드타임 증빙을 확인하기 전까지 확정하지 않는다.</w:t>
+      </w:r>
+    </w:p>
+    <w:p>
+      <w:r>
         <w:t>오픈예정 알림신청 기간은 2주, 본 펀딩 기간은 4주로 반영한다. 시제품 검수 완료 목표는 본 펀딩 오픈 10일 전으로 설정하며, 검수 합격 기준과 실패 시 대응은 별도 확정한다.</w:t>
       </w:r>
     </w:p>
@@ -968,6 +973,211 @@
     <w:p>
       <w:r>
         <w:t>위키 커밋: https://github.com/Abraxaspark91/n8n_termpjt/commit/caa1e01e5cd2ec3e0b18006bdc71b5d558c76113</w:t>
+      </w:r>
+    </w:p>
+    <w:p>
+      <w:pPr>
+        <w:pStyle w:val="Heading2"/>
+      </w:pPr>
+      <w:r>
+        <w:t>[REQ-20250308-wadiz-approved-deliverables] 와디즈 런칭 승인 범위와 검증 게이트를 문서·RTM·보고 장표에 반영한다.</w:t>
+      </w:r>
+    </w:p>
+    <w:p>
+      <w:r>
+        <w:rPr>
+          <w:sz w:val="18"/>
+        </w:rPr>
+        <w:t>일시 2026-07-31T16:39:37.165Z · 요청자 PO · 소스 bench:S08:B00010 · 결정 산출물 변경을 승인하고 반영 완료로 기록한다. 단, 리워드 가격·수량·얼리버드 총량·최종 스토리 문구·확정 일정은 재무·재고·개인정보·규제 검증과 의사결정권자 승인 전까지 미확정으로 유지한다. · DA 5</w:t>
+      </w:r>
+    </w:p>
+    <w:p>
+      <w:pPr>
+        <w:pStyle w:val="ListBullet"/>
+      </w:pPr>
+      <w:r>
+        <w:t>와디즈 캠페인 기획서에 리워드 구성, 얼리버드 운영, 스토리 페이지 7단계 구조 및 런칭 일정의 확정 필요 범위를 반영했다.</w:t>
+      </w:r>
+    </w:p>
+    <w:p>
+      <w:pPr>
+        <w:pStyle w:val="ListBullet"/>
+      </w:pPr>
+      <w:r>
+        <w:t>리워드 구성안에 기본 제품·옵션·번들·구성품·가격·배송 조건과 원가, 플랫폼 수수료, 배송비, 세금, 환불·반품·고객지원 비용 및 목표 마진 검증 항목을 추가했다.</w:t>
+      </w:r>
+    </w:p>
+    <w:p>
+      <w:pPr>
+        <w:pStyle w:val="ListBullet"/>
+      </w:pPr>
+      <w:r>
+        <w:t>얼리버드 운영안에 단계별 수량·기간·판매 조건, 소진 후 일반 리워드 전환 기준, 안전재고, 불량률, 검수·반품 물량 및 생산 리드타임 검토 항목을 반영했다.</w:t>
+      </w:r>
+    </w:p>
+    <w:p>
+      <w:pPr>
+        <w:pStyle w:val="ListBullet"/>
+      </w:pPr>
+      <w:r>
+        <w:t>스토리 페이지를 문제 제기 → 제품 소개 → 핵심 기능·사용 시나리오 → 차별점 → 리워드 안내 → 제작·배송 일정 → 유의사항 순으로 구성하고, AI·앱·클라우드·녹음 데이터·개인정보 공개 문구는 검증 전까지 미확정으로 관리한다.</w:t>
+      </w:r>
+    </w:p>
+    <w:p>
+      <w:pPr>
+        <w:pStyle w:val="ListBullet"/>
+      </w:pPr>
+      <w:r>
+        <w:t>오픈예정 알림신청 2주, 본 펀딩 4주, 시제품 검수 완료 목표 본 펀딩 오픈 10일 전 일정을 반영하되 최종 일정은 승인 게이트 전까지 미확정으로 유지한다.</w:t>
+      </w:r>
+    </w:p>
+    <w:p>
+      <w:pPr>
+        <w:pStyle w:val="ListBullet"/>
+      </w:pPr>
+      <w:r>
+        <w:t>산출물 간 변경 범위, 검증 조건, 담당자·증빙·승인 게이트 및 미결정 항목을 추적한다.</w:t>
+      </w:r>
+    </w:p>
+    <w:p>
+      <w:pPr>
+        <w:pStyle w:val="ListBullet"/>
+      </w:pPr>
+      <w:r>
+        <w:t>리워드 가격·수량, 얼리버드 총량 및 최종 스토리 문구는 재무·재고·개인정보·규제 검증과 의사결정권자 승인 전까지 확정하지 않는다.</w:t>
+      </w:r>
+    </w:p>
+    <w:p>
+      <w:pPr>
+        <w:pStyle w:val="IntenseQuote"/>
+      </w:pPr>
+      <w:r>
+        <w:t>리스크:</w:t>
+      </w:r>
+    </w:p>
+    <w:p>
+      <w:pPr>
+        <w:pStyle w:val="ListBullet"/>
+      </w:pPr>
+      <w:r>
+        <w:t>원가·플랫폼 수수료·배송비·세금·환불 비용과 목표 마진 검증 전에 가격을 확정하면 수익성이 악화될 수 있다.</w:t>
+      </w:r>
+    </w:p>
+    <w:p>
+      <w:pPr>
+        <w:pStyle w:val="ListBullet"/>
+      </w:pPr>
+      <w:r>
+        <w:t>생산 가능 수량, 안전재고, 불량률 및 생산 리드타임을 반영하지 않은 얼리버드 물량은 품절 기회 손실이나 생산·배송 지연을 초래할 수 있다.</w:t>
+      </w:r>
+    </w:p>
+    <w:p>
+      <w:pPr>
+        <w:pStyle w:val="ListBullet"/>
+      </w:pPr>
+      <w:r>
+        <w:t>스토리 콘텐츠 확정이 지연되면 오픈예정 알림신청 및 본 펀딩 준비 일정이 지연될 수 있다.</w:t>
+      </w:r>
+    </w:p>
+    <w:p>
+      <w:pPr>
+        <w:pStyle w:val="ListBullet"/>
+      </w:pPr>
+      <w:r>
+        <w:t>AI 기능이나 앱·클라우드 연동 수준을 과장하거나 불명확하게 공개하면 고객 기대 불일치와 와디즈 심사 리스크가 발생할 수 있다.</w:t>
+      </w:r>
+    </w:p>
+    <w:p>
+      <w:pPr>
+        <w:pStyle w:val="ListBullet"/>
+      </w:pPr>
+      <w:r>
+        <w:t>녹음 데이터 저장·처리 방식과 개인정보 보호 고지가 미흡하면 고객 신뢰 저하 및 규제 이슈가 발생할 수 있다.</w:t>
+      </w:r>
+    </w:p>
+    <w:p>
+      <w:pPr>
+        <w:pStyle w:val="ListBullet"/>
+      </w:pPr>
+      <w:r>
+        <w:t>시제품 검수가 본 펀딩 오픈 10일 전까지 완료되지 않으면 제품 신뢰성 검증과 페이지 콘텐츠 반영이 부족한 상태로 런칭할 수 있다.</w:t>
+      </w:r>
+    </w:p>
+    <w:p>
+      <w:pPr>
+        <w:pStyle w:val="IntenseQuote"/>
+      </w:pPr>
+      <w:r>
+        <w:t>미해결 질문:</w:t>
+      </w:r>
+    </w:p>
+    <w:p>
+      <w:pPr>
+        <w:pStyle w:val="ListBullet"/>
+      </w:pPr>
+      <w:r>
+        <w:t>리워드 구성, 얼리버드 물량 및 스토리 페이지 구조를 최종 승인할 의사결정권자와 확정 기한은 누구인가?</w:t>
+      </w:r>
+    </w:p>
+    <w:p>
+      <w:pPr>
+        <w:pStyle w:val="ListBullet"/>
+      </w:pPr>
+      <w:r>
+        <w:t>리워드 등급별 구성품, 판매가·수량, 제조원가, 플랫폼 수수료, 배송비, 세금 및 목표 마진은 무엇인가?</w:t>
+      </w:r>
+    </w:p>
+    <w:p>
+      <w:pPr>
+        <w:pStyle w:val="ListBullet"/>
+      </w:pPr>
+      <w:r>
+        <w:t>얼리버드 단계별 수량·기간·총수량, 판매 조건 및 소진 후 일반 리워드 전환 정책은 무엇인가?</w:t>
+      </w:r>
+    </w:p>
+    <w:p>
+      <w:pPr>
+        <w:pStyle w:val="ListBullet"/>
+      </w:pPr>
+      <w:r>
+        <w:t>생산 가능 수량, 안전재고, 불량률, 검수·반품 물량 및 생산 리드타임 검증은 완료되었는가?</w:t>
+      </w:r>
+    </w:p>
+    <w:p>
+      <w:pPr>
+        <w:pStyle w:val="ListBullet"/>
+      </w:pPr>
+      <w:r>
+        <w:t>스토리 페이지에 공개할 핵심 사양, AI 기능 범위 및 앱·클라우드 연동 수준은 무엇인가?</w:t>
+      </w:r>
+    </w:p>
+    <w:p>
+      <w:pPr>
+        <w:pStyle w:val="ListBullet"/>
+      </w:pPr>
+      <w:r>
+        <w:t>녹음 데이터의 저장·처리 방식, 개인정보 보호 고지 및 동의 절차는 확정되었는가?</w:t>
+      </w:r>
+    </w:p>
+    <w:p>
+      <w:pPr>
+        <w:pStyle w:val="ListBullet"/>
+      </w:pPr>
+      <w:r>
+        <w:t>제작 완료일, 배송 시작일, 국내·해외 배송 조건 및 배송비는 무엇인가?</w:t>
+      </w:r>
+    </w:p>
+    <w:p>
+      <w:pPr>
+        <w:pStyle w:val="ListBullet"/>
+      </w:pPr>
+      <w:r>
+        <w:t>와디즈 심사, 관련 인증·규제 요건, 시제품 검수 합격 기준 및 목표 미달 시 대응책은 확정되었는가?</w:t>
+      </w:r>
+    </w:p>
+    <w:p>
+      <w:r>
+        <w:t>위키 커밋: https://github.com/Abraxaspark91/n8n_termpjt/commit/dbf681cb3e7bd78039e3fca640b613a468f1747c</w:t>
       </w:r>
     </w:p>
     <w:sectPr>

--- a/scenarios/S08_wadiz_product_launch/deliverables/AI저널레코더_와디즈_기획서.docx
+++ b/scenarios/S08_wadiz_product_launch/deliverables/AI저널레코더_와디즈_기획서.docx
@@ -364,6 +364,19 @@
       </w:r>
     </w:p>
     <w:p>
+      <w:r>
+        <w:t>### [REQ-20250308-wadiz-approval-execution-record] 와디즈 런칭 관련 7개 산출물의 변경 및 문서엔진 갱신 완료를 승인 기록으로 남긴다.</w:t>
+        <w:br/>
+        <w:t>일시 2026-08-01T01:42:56.589+09:00 · 요청자 PO · 소스 bench:S08:B00001 · 결정 가격·수량·최종 문구·공개 사양·일정은 책임자 승인과 재무·재고·개인정보·규제·시제품 검증 완료 전까지 미확정으로 유지한다. · DA 5</w:t>
+        <w:br/>
+        <w:t>- 리워드 구성, 얼리버드 운영, 스토리 페이지 구조 및 런칭 일정의 확정 범위를 관련 산출물에 반영했다.</w:t>
+        <w:br/>
+        <w:t>- 재무·재고·개인정보·규제·시제품 검증 조건과 담당자·증빙·승인 상태를 산출물 설계서와 요구사항 추적표에 연결한다.</w:t>
+        <w:br/>
+        <w:t>위키 커밋: https://github.com/Abraxaspark91/n8n_termpjt/commit/8ce2c6130969d8a5398f784fe526bede6b317504</w:t>
+      </w:r>
+    </w:p>
+    <w:p>
       <w:pPr>
         <w:pStyle w:val="Heading2"/>
       </w:pPr>
@@ -1178,6 +1191,139 @@
     <w:p>
       <w:r>
         <w:t>위키 커밋: https://github.com/Abraxaspark91/n8n_termpjt/commit/dbf681cb3e7bd78039e3fca640b613a468f1747c</w:t>
+      </w:r>
+    </w:p>
+    <w:p>
+      <w:pPr>
+        <w:pStyle w:val="Heading2"/>
+      </w:pPr>
+      <w:r>
+        <w:t>[REQ-20250308-wadiz-approval-execution-record] 와디즈 런칭 7개 산출물의 승인 변경과 미확정 검증 게이트를 문서·RTM·보고 장표에 기록한다.</w:t>
+      </w:r>
+    </w:p>
+    <w:p>
+      <w:r>
+        <w:rPr>
+          <w:sz w:val="18"/>
+        </w:rPr>
+        <w:t>일시 2026-07-31T16:43:09.817Z · 요청자 PO · 소스 bench:S08:B00001 · 결정 7개 산출물의 변경 및 문서엔진 갱신 완료를 승인 기록으로 남기되, 가격·수량·최종 문구·공개 사양·일정은 책임자 승인과 재무·재고·개인정보·규제·시제품 검증 완료 전까지 미확정으로 유지한다. · DA 5</w:t>
+      </w:r>
+    </w:p>
+    <w:p>
+      <w:pPr>
+        <w:pStyle w:val="ListBullet"/>
+      </w:pPr>
+      <w:r>
+        <w:t>와디즈 캠페인 기획서에 리워드 구성, 얼리버드 운영, 스토리 페이지 7단계 구조 및 런칭 일정의 확정 범위를 반영한다.</w:t>
+      </w:r>
+    </w:p>
+    <w:p>
+      <w:pPr>
+        <w:pStyle w:val="ListBullet"/>
+      </w:pPr>
+      <w:r>
+        <w:t>리워드 가격·수량·얼리버드 총량·최종 스토리 문구·공개 사양·최종 일정은 책임자 승인과 재무·재고·개인정보·규제·시제품 검증 완료 전까지 미확정으로 유지한다.</w:t>
+      </w:r>
+    </w:p>
+    <w:p>
+      <w:pPr>
+        <w:pStyle w:val="ListBullet"/>
+      </w:pPr>
+      <w:r>
+        <w:t>재무·재고·개인정보·규제·시제품 검증 조건과 담당자·증빙·승인 상태를 산출물 설계 및 요구사항 추적에 연결한다.</w:t>
+      </w:r>
+    </w:p>
+    <w:p>
+      <w:pPr>
+        <w:pStyle w:val="IntenseQuote"/>
+      </w:pPr>
+      <w:r>
+        <w:t>리스크:</w:t>
+      </w:r>
+    </w:p>
+    <w:p>
+      <w:pPr>
+        <w:pStyle w:val="ListBullet"/>
+      </w:pPr>
+      <w:r>
+        <w:t>원가·수수료·배송비·세금 및 목표 마진 검증 전 가격을 확정하면 수익성이 악화될 수 있다.</w:t>
+      </w:r>
+    </w:p>
+    <w:p>
+      <w:pPr>
+        <w:pStyle w:val="ListBullet"/>
+      </w:pPr>
+      <w:r>
+        <w:t>생산 가능 수량·안전재고·불량률·리드타임을 반영하지 않으면 품절 또는 배송 지연이 발생할 수 있다.</w:t>
+      </w:r>
+    </w:p>
+    <w:p>
+      <w:pPr>
+        <w:pStyle w:val="ListBullet"/>
+      </w:pPr>
+      <w:r>
+        <w:t>AI·앱·클라우드 및 녹음 데이터 공개 문구가 불명확하면 고객 기대 불일치와 심사·규제 리스크가 발생할 수 있다.</w:t>
+      </w:r>
+    </w:p>
+    <w:p>
+      <w:pPr>
+        <w:pStyle w:val="ListBullet"/>
+      </w:pPr>
+      <w:r>
+        <w:t>시제품 검수가 본 펀딩 오픈 10일 전까지 완료되지 않으면 제품 신뢰성과 페이지 콘텐츠 검증이 부족할 수 있다.</w:t>
+      </w:r>
+    </w:p>
+    <w:p>
+      <w:pPr>
+        <w:pStyle w:val="IntenseQuote"/>
+      </w:pPr>
+      <w:r>
+        <w:t>미해결 질문:</w:t>
+      </w:r>
+    </w:p>
+    <w:p>
+      <w:pPr>
+        <w:pStyle w:val="ListBullet"/>
+      </w:pPr>
+      <w:r>
+        <w:t>최종 의사결정권자와 각 확정 항목의 승인 기한은 누구인가?</w:t>
+      </w:r>
+    </w:p>
+    <w:p>
+      <w:pPr>
+        <w:pStyle w:val="ListBullet"/>
+      </w:pPr>
+      <w:r>
+        <w:t>리워드 등급별 구성품·가격·수량·원가·수수료·배송비·세금 및 목표 마진은 얼마인가?</w:t>
+      </w:r>
+    </w:p>
+    <w:p>
+      <w:pPr>
+        <w:pStyle w:val="ListBullet"/>
+      </w:pPr>
+      <w:r>
+        <w:t>얼리버드 단계별 수량·기간·총량과 소진 후 일반 리워드 전환 정책은 무엇인가?</w:t>
+      </w:r>
+    </w:p>
+    <w:p>
+      <w:pPr>
+        <w:pStyle w:val="ListBullet"/>
+      </w:pPr>
+      <w:r>
+        <w:t>공개 가능한 핵심 사양과 AI·앱·클라우드 연동 범위 및 녹음 데이터 처리 방식은 무엇인가?</w:t>
+      </w:r>
+    </w:p>
+    <w:p>
+      <w:pPr>
+        <w:pStyle w:val="ListBullet"/>
+      </w:pPr>
+      <w:r>
+        <w:t>시제품 검수 합격 기준과 미달 시 대응책은 무엇인가?</w:t>
+      </w:r>
+    </w:p>
+    <w:p>
+      <w:r>
+        <w:t>위키 커밋: https://github.com/Abraxaspark91/n8n_termpjt/commit/8ce2c6130969d8a5398f784fe526bede6b317504</w:t>
       </w:r>
     </w:p>
     <w:sectPr>
